--- a/static/downloads/fr/docx/layer-1/exit-protocol.docx
+++ b/static/downloads/fr/docx/layer-1/exit-protocol.docx
@@ -87,7 +87,7 @@
         <w:t xml:space="preserve"> </w:t>
       </w:r>
       <w:r>
-        <w:t xml:space="preserve">2026-06-26</w:t>
+        <w:t xml:space="preserve">2026-07-07</w:t>
       </w:r>
     </w:p>
     <w:p>
@@ -345,24 +345,34 @@
     </w:p>
     <w:p>
       <w:pPr>
-        <w:pStyle w:val="BlockText"/>
-      </w:pPr>
-      <w:r>
-        <w:t xml:space="preserve">**Justification — Pourquoi rendre le départ sans friction **</w:t>
-      </w:r>
-    </w:p>
-    <w:p>
-      <w:pPr>
-        <w:pStyle w:val="BlockText"/>
-      </w:pPr>
-      <w:r>
-        <w:t xml:space="preserve">Une communauté qu’il est difficile de quitter n’est pas une communauté — c’est un piège. La sortie volontaire DOIT être disponible à tout moment, sans interrogatoire, délai de préavis ou sanction, car le droit de retirer son consentement est ce qui rend tout autre acte de consentement réel. Conserver l’historique des contributions séparément garantit que partir n’efface pas le travail accompli par la personne.</w:t>
-      </w:r>
-    </w:p>
-    <w:p>
-      <w:pPr>
-        <w:pStyle w:val="BlockText"/>
-      </w:pPr>
+        <w:pStyle w:val="BodyText"/>
+      </w:pPr>
+      <w:r>
+        <w:t xml:space="preserve">&gt; **Justification — Pourquoi rendre le départ sans friction **</w:t>
+      </w:r>
+      <w:r>
+        <w:t xml:space="preserve"> </w:t>
+      </w:r>
+      <w:r>
+        <w:t xml:space="preserve">&gt;</w:t>
+      </w:r>
+      <w:r>
+        <w:t xml:space="preserve"> </w:t>
+      </w:r>
+      <w:r>
+        <w:t xml:space="preserve">&gt; Une communauté qu’il est difficile de quitter n’est pas une communauté — c’est un piège. La sortie volontaire DOIT être disponible à tout moment, sans interrogatoire, délai de préavis ou sanction, car le droit de retirer son consentement est ce qui rend tout autre acte de consentement réel. Conserver l’historique des contributions séparément garantit que partir n’efface pas le travail accompli par la personne.</w:t>
+      </w:r>
+    </w:p>
+    <w:p>
+      <w:pPr>
+        <w:pStyle w:val="BodyText"/>
+      </w:pPr>
+      <w:r>
+        <w:t xml:space="preserve">&gt;</w:t>
+      </w:r>
+      <w:r>
+        <w:t xml:space="preserve"> </w:t>
+      </w:r>
       <w:r>
         <w:rPr>
           <w:b/>
@@ -370,13 +380,17 @@
         </w:rPr>
         <w:t xml:space="preserve">Instructions — Comment remplir cette section</w:t>
       </w:r>
-    </w:p>
-    <w:p>
-      <w:pPr>
-        <w:pStyle w:val="BlockText"/>
-      </w:pPr>
-      <w:r>
-        <w:t xml:space="preserve">Décris le canal de soumission de la sortie, le délai de révocation des accès, les données conservées et la transition d’état résultante.</w:t>
+      <w:r>
+        <w:t xml:space="preserve"> </w:t>
+      </w:r>
+      <w:r>
+        <w:t xml:space="preserve">&gt;</w:t>
+      </w:r>
+      <w:r>
+        <w:t xml:space="preserve"> </w:t>
+      </w:r>
+      <w:r>
+        <w:t xml:space="preserve">&gt; Décris le canal de soumission de la sortie, le délai de révocation des accès, les données conservées et la transition d’état résultante.</w:t>
       </w:r>
     </w:p>
     <w:p>
@@ -540,24 +554,34 @@
     </w:p>
     <w:p>
       <w:pPr>
-        <w:pStyle w:val="BlockText"/>
-      </w:pPr>
-      <w:r>
-        <w:t xml:space="preserve">**Justification — Pourquoi conditionner l’exclusion à la Couche 4 **</w:t>
-      </w:r>
-    </w:p>
-    <w:p>
-      <w:pPr>
-        <w:pStyle w:val="BlockText"/>
-      </w:pPr>
-      <w:r>
-        <w:t xml:space="preserve">L’exclusion est le pouvoir le plus tranchant que la communauté détient sur une personne. Si elle peut être exercée par quiconque dispose de suffisamment d’influence sociale, l’adhésion ne vaut rien. Exiger une décision de responsabilité conclue en Couche 4 — avec des motifs écrits, une notification et une durée minimale avant nouvelle candidature — transforme l’exclusion d’un acte de pouvoir en un acte de gouvernance qui peut être examiné et contesté.</w:t>
-      </w:r>
-    </w:p>
-    <w:p>
-      <w:pPr>
-        <w:pStyle w:val="BlockText"/>
-      </w:pPr>
+        <w:pStyle w:val="BodyText"/>
+      </w:pPr>
+      <w:r>
+        <w:t xml:space="preserve">&gt; **Justification — Pourquoi conditionner l’exclusion à la Couche 4 **</w:t>
+      </w:r>
+      <w:r>
+        <w:t xml:space="preserve"> </w:t>
+      </w:r>
+      <w:r>
+        <w:t xml:space="preserve">&gt;</w:t>
+      </w:r>
+      <w:r>
+        <w:t xml:space="preserve"> </w:t>
+      </w:r>
+      <w:r>
+        <w:t xml:space="preserve">&gt; L’exclusion est le pouvoir le plus tranchant que la communauté détient sur une personne. Si elle peut être exercée par quiconque dispose de suffisamment d’influence sociale, l’adhésion ne vaut rien. Exiger une décision de responsabilité conclue en Couche 4 — avec des motifs écrits, une notification et une durée minimale avant nouvelle candidature — transforme l’exclusion d’un acte de pouvoir en un acte de gouvernance qui peut être examiné et contesté.</w:t>
+      </w:r>
+    </w:p>
+    <w:p>
+      <w:pPr>
+        <w:pStyle w:val="BodyText"/>
+      </w:pPr>
+      <w:r>
+        <w:t xml:space="preserve">&gt;</w:t>
+      </w:r>
+      <w:r>
+        <w:t xml:space="preserve"> </w:t>
+      </w:r>
       <w:r>
         <w:rPr>
           <w:b/>
@@ -565,13 +589,17 @@
         </w:rPr>
         <w:t xml:space="preserve">Instructions — Comment remplir cette section</w:t>
       </w:r>
-    </w:p>
-    <w:p>
-      <w:pPr>
-        <w:pStyle w:val="BlockText"/>
-      </w:pPr>
-      <w:r>
-        <w:t xml:space="preserve">Indique que la sortie forcée ne peut résulter que d’un processus de responsabilité conclu en Couche 4. Définis la notification, la révocation des accès, les données conservées, le blocage de nouvelle candidature et la confidentialité du dossier de décision.</w:t>
+      <w:r>
+        <w:t xml:space="preserve"> </w:t>
+      </w:r>
+      <w:r>
+        <w:t xml:space="preserve">&gt;</w:t>
+      </w:r>
+      <w:r>
+        <w:t xml:space="preserve"> </w:t>
+      </w:r>
+      <w:r>
+        <w:t xml:space="preserve">&gt; Indique que la sortie forcée ne peut résulter que d’un processus de responsabilité conclu en Couche 4. Définis la notification, la révocation des accès, les données conservées, le blocage de nouvelle candidature et la confidentialité du dossier de décision.</w:t>
       </w:r>
     </w:p>
     <w:p>
@@ -759,24 +787,34 @@
     </w:p>
     <w:p>
       <w:pPr>
-        <w:pStyle w:val="BlockText"/>
-      </w:pPr>
-      <w:r>
-        <w:t xml:space="preserve">**Justification — Pourquoi concevoir la suspension avec soin — ou pas du tout **</w:t>
-      </w:r>
-    </w:p>
-    <w:p>
-      <w:pPr>
-        <w:pStyle w:val="BlockText"/>
-      </w:pPr>
-      <w:r>
-        <w:t xml:space="preserve">Un état de suspension mal conçu est pire que pas de suspension du tout — il devient une sortie douce sans procédure régulière, ou un limbe indéfini utilisé pour punir sans la responsabilité d’une exclusion complète. Si la communauté ne peut pas s’engager sur des conditions explicites, des limites de durée et des mécanismes de révision, il est plus sûr de n’avoir aucune suspension formelle qu’une suspension floue.</w:t>
-      </w:r>
-    </w:p>
-    <w:p>
-      <w:pPr>
-        <w:pStyle w:val="BlockText"/>
-      </w:pPr>
+        <w:pStyle w:val="BodyText"/>
+      </w:pPr>
+      <w:r>
+        <w:t xml:space="preserve">&gt; **Justification — Pourquoi concevoir la suspension avec soin — ou pas du tout **</w:t>
+      </w:r>
+      <w:r>
+        <w:t xml:space="preserve"> </w:t>
+      </w:r>
+      <w:r>
+        <w:t xml:space="preserve">&gt;</w:t>
+      </w:r>
+      <w:r>
+        <w:t xml:space="preserve"> </w:t>
+      </w:r>
+      <w:r>
+        <w:t xml:space="preserve">&gt; Un état de suspension mal conçu est pire que pas de suspension du tout — il devient une sortie douce sans procédure régulière, ou un limbe indéfini utilisé pour punir sans la responsabilité d’une exclusion complète. Si la communauté ne peut pas s’engager sur des conditions explicites, des limites de durée et des mécanismes de révision, il est plus sûr de n’avoir aucune suspension formelle qu’une suspension floue.</w:t>
+      </w:r>
+    </w:p>
+    <w:p>
+      <w:pPr>
+        <w:pStyle w:val="BodyText"/>
+      </w:pPr>
+      <w:r>
+        <w:t xml:space="preserve">&gt;</w:t>
+      </w:r>
+      <w:r>
+        <w:t xml:space="preserve"> </w:t>
+      </w:r>
       <w:r>
         <w:rPr>
           <w:b/>
@@ -784,18 +822,22 @@
         </w:rPr>
         <w:t xml:space="preserve">Instructions — Comment remplir cette section</w:t>
       </w:r>
-    </w:p>
-    <w:p>
-      <w:pPr>
-        <w:pStyle w:val="BlockText"/>
-      </w:pPr>
-      <w:r>
-        <w:t xml:space="preserve">Soit tu définis explicitement la suspension (conditions d’entrée, limites de durée, droits pendant la suspension, mécanisme de révision, sortie), soit tu indiques qu’aucune suspension formelle n’existe. Ne laisse pas cette section ambiguë.</w:t>
-      </w:r>
-    </w:p>
-    <w:p>
-      <w:pPr>
-        <w:pStyle w:val="FirstParagraph"/>
+      <w:r>
+        <w:t xml:space="preserve"> </w:t>
+      </w:r>
+      <w:r>
+        <w:t xml:space="preserve">&gt;</w:t>
+      </w:r>
+      <w:r>
+        <w:t xml:space="preserve"> </w:t>
+      </w:r>
+      <w:r>
+        <w:t xml:space="preserve">&gt; Soit tu définis explicitement la suspension (conditions d’entrée, limites de durée, droits pendant la suspension, mécanisme de révision, sortie), soit tu indiques qu’aucune suspension formelle n’existe. Ne laisse pas cette section ambiguë.</w:t>
+      </w:r>
+    </w:p>
+    <w:p>
+      <w:pPr>
+        <w:pStyle w:val="BodyText"/>
       </w:pPr>
       <w:r>
         <w:rPr>
@@ -846,24 +888,34 @@
     </w:p>
     <w:p>
       <w:pPr>
-        <w:pStyle w:val="BlockText"/>
-      </w:pPr>
-      <w:r>
-        <w:t xml:space="preserve">**Justification — Pourquoi énumérer les étapes de séparation **</w:t>
-      </w:r>
-    </w:p>
-    <w:p>
-      <w:pPr>
-        <w:pStyle w:val="BlockText"/>
-      </w:pPr>
-      <w:r>
-        <w:t xml:space="preserve">Quand quelqu’un part, chaque fil non clos — un rôle que personne n’a libéré, une clé de portefeuille encore active, une tâche encore assignée — devient une surface d’attaque active ou une faille opérationnelle. Une liste de vérification force la clôture délibérée de ces fils, au lieu de les découvrir des mois plus tard quand quelque chose casse ou que quelqu’un utilise un accès qu’il ne DEVRAIT plus avoir.</w:t>
-      </w:r>
-    </w:p>
-    <w:p>
-      <w:pPr>
-        <w:pStyle w:val="BlockText"/>
-      </w:pPr>
+        <w:pStyle w:val="BodyText"/>
+      </w:pPr>
+      <w:r>
+        <w:t xml:space="preserve">&gt; **Justification — Pourquoi énumérer les étapes de séparation **</w:t>
+      </w:r>
+      <w:r>
+        <w:t xml:space="preserve"> </w:t>
+      </w:r>
+      <w:r>
+        <w:t xml:space="preserve">&gt;</w:t>
+      </w:r>
+      <w:r>
+        <w:t xml:space="preserve"> </w:t>
+      </w:r>
+      <w:r>
+        <w:t xml:space="preserve">&gt; Quand quelqu’un part, chaque fil non clos — un rôle que personne n’a libéré, une clé de portefeuille encore active, une tâche encore assignée — devient une surface d’attaque active ou une faille opérationnelle. Une liste de vérification force la clôture délibérée de ces fils, au lieu de les découvrir des mois plus tard quand quelque chose casse ou que quelqu’un utilise un accès qu’il ne DEVRAIT plus avoir.</w:t>
+      </w:r>
+    </w:p>
+    <w:p>
+      <w:pPr>
+        <w:pStyle w:val="BodyText"/>
+      </w:pPr>
+      <w:r>
+        <w:t xml:space="preserve">&gt;</w:t>
+      </w:r>
+      <w:r>
+        <w:t xml:space="preserve"> </w:t>
+      </w:r>
       <w:r>
         <w:rPr>
           <w:b/>
@@ -871,18 +923,22 @@
         </w:rPr>
         <w:t xml:space="preserve">Instructions — Comment remplir cette section</w:t>
       </w:r>
-    </w:p>
-    <w:p>
-      <w:pPr>
-        <w:pStyle w:val="BlockText"/>
-      </w:pPr>
-      <w:r>
-        <w:t xml:space="preserve">Fournis une liste de vérification applicable aux sorties volontaires et forcées. Inclus la libération des rôles, le transfert des tâches, la suppression des accès aux instruments financiers, la révocation des droits d’administration des plateformes et la résolution des obligations en cours.</w:t>
-      </w:r>
-    </w:p>
-    <w:p>
-      <w:pPr>
-        <w:pStyle w:val="FirstParagraph"/>
+      <w:r>
+        <w:t xml:space="preserve"> </w:t>
+      </w:r>
+      <w:r>
+        <w:t xml:space="preserve">&gt;</w:t>
+      </w:r>
+      <w:r>
+        <w:t xml:space="preserve"> </w:t>
+      </w:r>
+      <w:r>
+        <w:t xml:space="preserve">&gt; Fournis une liste de vérification applicable aux sorties volontaires et forcées. Inclus la libération des rôles, le transfert des tâches, la suppression des accès aux instruments financiers, la révocation des droits d’administration des plateformes et la résolution des obligations en cours.</w:t>
+      </w:r>
+    </w:p>
+    <w:p>
+      <w:pPr>
+        <w:pStyle w:val="BodyText"/>
       </w:pPr>
       <w:r>
         <w:t xml:space="preserve">Les étapes de séparation suivantes s’appliquent aux sorties volontaires et forcées :</w:t>
@@ -1003,6 +1059,9 @@
       <w:r>
         <w:t xml:space="preserve"> </w:t>
       </w:r>
+      <w:r>
+        <w:t xml:space="preserve">&lt;AAAA-MM-JJ&gt;</w:t>
+      </w:r>
     </w:p>
     <w:p>
       <w:pPr>
@@ -1043,6 +1102,9 @@
       </w:r>
       <w:r>
         <w:t xml:space="preserve"> </w:t>
+      </w:r>
+      <w:r>
+        <w:t xml:space="preserve">&lt;version&gt;</w:t>
       </w:r>
     </w:p>
     <w:p>

--- a/static/downloads/fr/docx/layer-1/exit-protocol.docx
+++ b/static/downloads/fr/docx/layer-1/exit-protocol.docx
@@ -87,7 +87,7 @@
         <w:t xml:space="preserve"> </w:t>
       </w:r>
       <w:r>
-        <w:t xml:space="preserve">2026-07-07</w:t>
+        <w:t xml:space="preserve">2026-08-31</w:t>
       </w:r>
     </w:p>
     <w:p>
